--- a/TraditionalChineseMedicineOntologyBasedonReasoner/提示词工程.docx
+++ b/TraditionalChineseMedicineOntologyBasedonReasoner/提示词工程.docx
@@ -309,17 +309,336 @@
         </w:rPr>
         <w:t>，</w:t>
       </w:r>
+      <w:r>
+        <w:rPr>
+          <w:rFonts w:hint="default" w:ascii="宋体" w:hAnsi="宋体" w:eastAsia="宋体" w:cs="宋体"/>
+          <w:sz w:val="24"/>
+          <w:szCs w:val="24"/>
+          <w:lang w:val="en-US" w:eastAsia="zh-CN"/>
+        </w:rPr>
+        <w:t>tcm-zhengzhuang.owl），这些本体来自于这个本体tcm.owl，被分隔的本体，每个本体有自己的前缀，批量逐个检查每个实体，确保其前缀是正确的，和tcm.owl的一致</w:t>
+      </w:r>
+    </w:p>
+    <w:p>
+      <w:pPr>
+        <w:numPr>
+          <w:ilvl w:val="0"/>
+          <w:numId w:val="1"/>
+        </w:numPr>
+        <w:rPr>
+          <w:rFonts w:hint="default" w:ascii="宋体" w:hAnsi="宋体" w:eastAsia="宋体" w:cs="宋体"/>
+          <w:sz w:val="24"/>
+          <w:szCs w:val="24"/>
+          <w:lang w:val="en-US" w:eastAsia="zh-CN"/>
+        </w:rPr>
+      </w:pPr>
+      <w:r>
+        <w:rPr>
+          <w:rFonts w:hint="default" w:ascii="宋体" w:hAnsi="宋体" w:eastAsia="宋体" w:cs="宋体"/>
+          <w:sz w:val="24"/>
+          <w:szCs w:val="24"/>
+          <w:lang w:val="en-US" w:eastAsia="zh-CN"/>
+        </w:rPr>
+        <w:t>你是胡希恕，也是张仲景，请以专业视角</w:t>
+      </w:r>
+      <w:r>
+        <w:rPr>
+          <w:rFonts w:hint="eastAsia" w:ascii="宋体" w:hAnsi="宋体" w:eastAsia="宋体" w:cs="宋体"/>
+          <w:sz w:val="24"/>
+          <w:szCs w:val="24"/>
+          <w:lang w:val="en-US" w:eastAsia="zh-CN"/>
+        </w:rPr>
+        <w:t>逐条</w:t>
+      </w:r>
+      <w:r>
+        <w:rPr>
+          <w:rFonts w:hint="default" w:ascii="宋体" w:hAnsi="宋体" w:eastAsia="宋体" w:cs="宋体"/>
+          <w:sz w:val="24"/>
+          <w:szCs w:val="24"/>
+          <w:lang w:val="en-US" w:eastAsia="zh-CN"/>
+        </w:rPr>
+        <w:t>审视下面的症状，看看是否有重复和不必要的，还有是不是有</w:t>
+      </w:r>
+      <w:r>
+        <w:rPr>
+          <w:rFonts w:hint="eastAsia" w:ascii="宋体" w:hAnsi="宋体" w:eastAsia="宋体" w:cs="宋体"/>
+          <w:sz w:val="24"/>
+          <w:szCs w:val="24"/>
+          <w:lang w:val="en-US" w:eastAsia="zh-CN"/>
+        </w:rPr>
+        <w:t>需要新增</w:t>
+      </w:r>
+      <w:r>
+        <w:rPr>
+          <w:rFonts w:hint="default" w:ascii="宋体" w:hAnsi="宋体" w:eastAsia="宋体" w:cs="宋体"/>
+          <w:sz w:val="24"/>
+          <w:szCs w:val="24"/>
+          <w:lang w:val="en-US" w:eastAsia="zh-CN"/>
+        </w:rPr>
+        <w:t>的？尽量都是原子症状，要有依据，不能编造</w:t>
+      </w:r>
+      <w:r>
+        <w:rPr>
+          <w:rFonts w:hint="eastAsia" w:ascii="宋体" w:hAnsi="宋体" w:eastAsia="宋体" w:cs="宋体"/>
+          <w:sz w:val="24"/>
+          <w:szCs w:val="24"/>
+          <w:lang w:val="en-US" w:eastAsia="zh-CN"/>
+        </w:rPr>
+        <w:t>，保留原子症状，不能拆的过细（比如骨节痛拆成骨节+痛是不对的，骨节不是症状是部位，复合拆出来的都应该是症状），有的既是病名，又是症状的仍然保留</w:t>
+      </w:r>
+    </w:p>
+    <w:p>
+      <w:pPr>
+        <w:numPr>
+          <w:ilvl w:val="0"/>
+          <w:numId w:val="1"/>
+        </w:numPr>
+        <w:rPr>
+          <w:rFonts w:hint="default" w:ascii="宋体" w:hAnsi="宋体" w:eastAsia="宋体" w:cs="宋体"/>
+          <w:sz w:val="24"/>
+          <w:szCs w:val="24"/>
+          <w:lang w:val="en-US" w:eastAsia="zh-CN"/>
+        </w:rPr>
+      </w:pPr>
+      <w:r>
+        <w:rPr>
+          <w:rFonts w:hint="default" w:ascii="宋体" w:hAnsi="宋体" w:eastAsia="宋体" w:cs="宋体"/>
+          <w:sz w:val="24"/>
+          <w:szCs w:val="24"/>
+          <w:lang w:val="en-US" w:eastAsia="zh-CN"/>
+        </w:rPr>
+        <w:t>你是胡希恕，也是张仲景，请以专业视角</w:t>
+      </w:r>
+      <w:r>
+        <w:rPr>
+          <w:rFonts w:hint="eastAsia" w:ascii="宋体" w:hAnsi="宋体" w:eastAsia="宋体" w:cs="宋体"/>
+          <w:sz w:val="24"/>
+          <w:szCs w:val="24"/>
+          <w:lang w:val="en-US" w:eastAsia="zh-CN"/>
+        </w:rPr>
+        <w:t>逐条</w:t>
+      </w:r>
+      <w:r>
+        <w:rPr>
+          <w:rFonts w:hint="default" w:ascii="宋体" w:hAnsi="宋体" w:eastAsia="宋体" w:cs="宋体"/>
+          <w:sz w:val="24"/>
+          <w:szCs w:val="24"/>
+          <w:lang w:val="en-US" w:eastAsia="zh-CN"/>
+        </w:rPr>
+        <w:t>审视上面新生成的症状，看看是否有重复和不必要的，还有是不是有需要新增的？</w:t>
+      </w:r>
+      <w:r>
+        <w:rPr>
+          <w:rFonts w:hint="eastAsia" w:ascii="宋体" w:hAnsi="宋体" w:eastAsia="宋体" w:cs="宋体"/>
+          <w:sz w:val="24"/>
+          <w:szCs w:val="24"/>
+          <w:lang w:val="en-US" w:eastAsia="zh-CN"/>
+        </w:rPr>
+        <w:t>是不</w:t>
+      </w:r>
+      <w:r>
+        <w:rPr>
+          <w:rFonts w:hint="default" w:ascii="宋体" w:hAnsi="宋体" w:eastAsia="宋体" w:cs="宋体"/>
+          <w:sz w:val="24"/>
+          <w:szCs w:val="24"/>
+          <w:lang w:val="en-US" w:eastAsia="zh-CN"/>
+        </w:rPr>
+        <w:t>是</w:t>
+      </w:r>
+      <w:r>
+        <w:rPr>
+          <w:rFonts w:hint="eastAsia" w:ascii="宋体" w:hAnsi="宋体" w:eastAsia="宋体" w:cs="宋体"/>
+          <w:sz w:val="24"/>
+          <w:szCs w:val="24"/>
+          <w:lang w:val="en-US" w:eastAsia="zh-CN"/>
+        </w:rPr>
+        <w:t>都是</w:t>
+      </w:r>
+      <w:r>
+        <w:rPr>
+          <w:rFonts w:hint="default" w:ascii="宋体" w:hAnsi="宋体" w:eastAsia="宋体" w:cs="宋体"/>
+          <w:sz w:val="24"/>
+          <w:szCs w:val="24"/>
+          <w:lang w:val="en-US" w:eastAsia="zh-CN"/>
+        </w:rPr>
+        <w:t>原子症状</w:t>
+      </w:r>
+      <w:r>
+        <w:rPr>
+          <w:rFonts w:hint="eastAsia" w:ascii="宋体" w:hAnsi="宋体" w:eastAsia="宋体" w:cs="宋体"/>
+          <w:sz w:val="24"/>
+          <w:szCs w:val="24"/>
+          <w:lang w:val="en-US" w:eastAsia="zh-CN"/>
+        </w:rPr>
+        <w:t>？</w:t>
+      </w:r>
+      <w:r>
+        <w:rPr>
+          <w:rFonts w:hint="default" w:ascii="宋体" w:hAnsi="宋体" w:eastAsia="宋体" w:cs="宋体"/>
+          <w:sz w:val="24"/>
+          <w:szCs w:val="24"/>
+          <w:lang w:val="en-US" w:eastAsia="zh-CN"/>
+        </w:rPr>
+        <w:t>要有依据，不能编造，保留原子症状，不能拆的过细（比如骨节痛拆成骨节+痛是不对的，骨节不是症状是部位，复合拆出来的都应该是症状），有的既是病名，又是症状的仍然保留</w:t>
+      </w:r>
+      <w:r>
+        <w:rPr>
+          <w:rFonts w:hint="eastAsia" w:ascii="宋体" w:hAnsi="宋体" w:eastAsia="宋体" w:cs="宋体"/>
+          <w:sz w:val="24"/>
+          <w:szCs w:val="24"/>
+          <w:lang w:val="en-US" w:eastAsia="zh-CN"/>
+        </w:rPr>
+        <w:t>，同样错误不要反复出现</w:t>
+      </w:r>
+    </w:p>
+    <w:p>
+      <w:pPr>
+        <w:numPr>
+          <w:ilvl w:val="0"/>
+          <w:numId w:val="1"/>
+        </w:numPr>
+        <w:rPr>
+          <w:rFonts w:hint="default" w:ascii="宋体" w:hAnsi="宋体" w:eastAsia="宋体" w:cs="宋体"/>
+          <w:sz w:val="24"/>
+          <w:szCs w:val="24"/>
+          <w:lang w:val="en-US" w:eastAsia="zh-CN"/>
+        </w:rPr>
+      </w:pPr>
+      <w:r>
+        <w:rPr>
+          <w:rFonts w:hint="default" w:ascii="宋体" w:hAnsi="宋体" w:eastAsia="宋体" w:cs="宋体"/>
+          <w:sz w:val="24"/>
+          <w:szCs w:val="24"/>
+          <w:lang w:val="en-US" w:eastAsia="zh-CN"/>
+        </w:rPr>
+        <w:t>接受所有的建议，生成完整的，无省略的本体</w:t>
+      </w:r>
+    </w:p>
+    <w:p>
+      <w:pPr>
+        <w:numPr>
+          <w:ilvl w:val="0"/>
+          <w:numId w:val="1"/>
+        </w:numPr>
+        <w:rPr>
+          <w:rFonts w:hint="default" w:ascii="宋体" w:hAnsi="宋体" w:eastAsia="宋体" w:cs="宋体"/>
+          <w:sz w:val="24"/>
+          <w:szCs w:val="24"/>
+          <w:lang w:val="en-US" w:eastAsia="zh-CN"/>
+        </w:rPr>
+      </w:pPr>
+      <w:r>
+        <w:rPr>
+          <w:rFonts w:hint="default" w:ascii="宋体" w:hAnsi="宋体" w:eastAsia="宋体" w:cs="宋体"/>
+          <w:sz w:val="24"/>
+          <w:szCs w:val="24"/>
+          <w:lang w:val="en-US" w:eastAsia="zh-CN"/>
+        </w:rPr>
+        <w:t>你是胡希恕，也是张仲景，请以专业视角逐条审视下面的方证和兼夹本体，检查每个病证和兼夹用到的症状、舌象和脉象是否在这三个本体中定义，请逐条仔细检查</w:t>
+      </w:r>
+    </w:p>
+    <w:p>
+      <w:pPr>
+        <w:numPr>
+          <w:ilvl w:val="0"/>
+          <w:numId w:val="1"/>
+        </w:numPr>
+        <w:rPr>
+          <w:rFonts w:hint="default" w:ascii="宋体" w:hAnsi="宋体" w:eastAsia="宋体" w:cs="宋体"/>
+          <w:sz w:val="24"/>
+          <w:szCs w:val="24"/>
+          <w:lang w:val="en-US" w:eastAsia="zh-CN"/>
+        </w:rPr>
+      </w:pPr>
+      <w:r>
+        <w:rPr>
+          <w:rFonts w:hint="default" w:ascii="宋体" w:hAnsi="宋体" w:eastAsia="宋体" w:cs="宋体"/>
+          <w:sz w:val="24"/>
+          <w:szCs w:val="24"/>
+          <w:lang w:val="en-US" w:eastAsia="zh-CN"/>
+        </w:rPr>
+        <w:t>你是胡希恕，也是张仲景，请以专业视角逐条审视下面的方证和兼夹本体，检查每个病证和兼夹用到的症状、舌象和脉象是否在这三个本体中定义，请逐条仔细检查，大小写不一致的情况都按照症状、舌象和脉象的定义保持一致的大小写，是否缺乏还需要进一步分析是否能由原子症状、原子脉象和原子舌象组成</w:t>
+      </w:r>
+    </w:p>
+    <w:p>
+      <w:pPr>
+        <w:numPr>
+          <w:ilvl w:val="0"/>
+          <w:numId w:val="1"/>
+        </w:numPr>
+        <w:rPr>
+          <w:rFonts w:hint="default" w:ascii="宋体" w:hAnsi="宋体" w:eastAsia="宋体" w:cs="宋体"/>
+          <w:sz w:val="24"/>
+          <w:szCs w:val="24"/>
+          <w:lang w:val="en-US" w:eastAsia="zh-CN"/>
+        </w:rPr>
+      </w:pPr>
+      <w:r>
+        <w:rPr>
+          <w:rFonts w:hint="default" w:ascii="宋体" w:hAnsi="宋体" w:eastAsia="宋体" w:cs="宋体"/>
+          <w:sz w:val="24"/>
+          <w:szCs w:val="24"/>
+          <w:lang w:val="en-US" w:eastAsia="zh-CN"/>
+        </w:rPr>
+        <w:t>按照上面的建议，先修正所有症状兼夹本体中大小写不一致的地方，保持和脉象、舌象、症状一致，hongdamai不就是hongmai吗？这个有区别吗？#ChenshiMai是一种复合脉象，定义出来。关于症状严重不匹配，请检查这些缺失的症状是否能由原子症状组合而成，可以的就改为多个症状相与，标注出完全不能由原子症状组成的症状，看看这些怎么处理</w:t>
+      </w:r>
+    </w:p>
+    <w:p>
+      <w:pPr>
+        <w:numPr>
+          <w:ilvl w:val="0"/>
+          <w:numId w:val="1"/>
+        </w:numPr>
+        <w:rPr>
+          <w:rFonts w:hint="default" w:ascii="宋体" w:hAnsi="宋体" w:eastAsia="宋体" w:cs="宋体"/>
+          <w:sz w:val="24"/>
+          <w:szCs w:val="24"/>
+          <w:lang w:val="en-US" w:eastAsia="zh-CN"/>
+        </w:rPr>
+      </w:pPr>
+      <w:r>
+        <w:rPr>
+          <w:rFonts w:hint="default" w:ascii="宋体" w:hAnsi="宋体" w:eastAsia="宋体" w:cs="宋体"/>
+          <w:sz w:val="24"/>
+          <w:szCs w:val="24"/>
+          <w:lang w:val="en-US" w:eastAsia="zh-CN"/>
+        </w:rPr>
+        <w:t>你是胡希恕，也是张仲景，请以专业视角逐条审视下面的方证和兼夹本体，检查每个病证和兼夹用到的处方是否都在这个方剂本体Abox中，请逐条仔细检查，大小写不一致的情况都按照方剂的定义保持一致的大小写，方剂的个体实例命名也是开头字母大写，后面都是小写</w:t>
+      </w:r>
+    </w:p>
+    <w:p>
+      <w:pPr>
+        <w:numPr>
+          <w:ilvl w:val="0"/>
+          <w:numId w:val="1"/>
+        </w:numPr>
+        <w:rPr>
+          <w:rFonts w:hint="default" w:ascii="宋体" w:hAnsi="宋体" w:eastAsia="宋体" w:cs="宋体"/>
+          <w:sz w:val="24"/>
+          <w:szCs w:val="24"/>
+          <w:lang w:val="en-US" w:eastAsia="zh-CN"/>
+        </w:rPr>
+      </w:pPr>
+      <w:r>
+        <w:rPr>
+          <w:rFonts w:hint="default" w:ascii="宋体" w:hAnsi="宋体" w:eastAsia="宋体" w:cs="宋体"/>
+          <w:sz w:val="24"/>
+          <w:szCs w:val="24"/>
+          <w:lang w:val="en-US" w:eastAsia="zh-CN"/>
+        </w:rPr>
+        <w:t>这两个是否匹配？就是ABox中定义的实例都是属于TBox的类，每个TBox类都有Abox的实例</w:t>
+      </w:r>
+      <w:r>
+        <w:rPr>
+          <w:rFonts w:hint="eastAsia" w:ascii="宋体" w:hAnsi="宋体" w:eastAsia="宋体" w:cs="宋体"/>
+          <w:sz w:val="24"/>
+          <w:szCs w:val="24"/>
+          <w:lang w:val="en-US" w:eastAsia="zh-CN"/>
+        </w:rPr>
+        <w:t>，属性也要保持一致</w:t>
+      </w:r>
       <w:bookmarkStart w:id="0" w:name="_GoBack"/>
       <w:bookmarkEnd w:id="0"/>
-      <w:r>
-        <w:rPr>
-          <w:rFonts w:hint="default" w:ascii="宋体" w:hAnsi="宋体" w:eastAsia="宋体" w:cs="宋体"/>
-          <w:sz w:val="24"/>
-          <w:szCs w:val="24"/>
-          <w:lang w:val="en-US" w:eastAsia="zh-CN"/>
-        </w:rPr>
-        <w:t>tcm-zhengzhuang.owl），这些本体来自于这个本体tcm.owl，被分隔的本体，每个本体有自己的前缀，批量逐个检查每个实体，确保其前缀是正确的，和tcm.owl的一致</w:t>
-      </w:r>
     </w:p>
     <w:sectPr>
       <w:pgSz w:w="11906" w:h="16838"/>

--- a/TraditionalChineseMedicineOntologyBasedonReasoner/提示词工程.docx
+++ b/TraditionalChineseMedicineOntologyBasedonReasoner/提示词工程.docx
@@ -636,6 +636,38 @@
           <w:lang w:val="en-US" w:eastAsia="zh-CN"/>
         </w:rPr>
         <w:t>，属性也要保持一致</w:t>
+      </w:r>
+    </w:p>
+    <w:p>
+      <w:pPr>
+        <w:numPr>
+          <w:ilvl w:val="0"/>
+          <w:numId w:val="1"/>
+        </w:numPr>
+        <w:rPr>
+          <w:rFonts w:hint="default" w:ascii="宋体" w:hAnsi="宋体" w:eastAsia="宋体" w:cs="宋体"/>
+          <w:sz w:val="24"/>
+          <w:szCs w:val="24"/>
+          <w:lang w:val="en-US" w:eastAsia="zh-CN"/>
+        </w:rPr>
+      </w:pPr>
+      <w:r>
+        <w:rPr>
+          <w:rFonts w:hint="default" w:ascii="宋体" w:hAnsi="宋体" w:eastAsia="宋体" w:cs="宋体"/>
+          <w:sz w:val="24"/>
+          <w:szCs w:val="24"/>
+          <w:lang w:val="en-US" w:eastAsia="zh-CN"/>
+        </w:rPr>
+        <w:t>你是胡希恕，也是张仲景，参考JingfangDiagnosisProcessTest.java，根据舌象、脉象、症状的个体实例，按照伤寒杂病论及金匮要略方剂.csv生成Junit测试案例，要求生成完整的可以直接可以直接添加到JingfangDiagnosisProcessTest.java的代码</w:t>
+      </w:r>
+      <w:r>
+        <w:rPr>
+          <w:rFonts w:hint="eastAsia" w:ascii="宋体" w:hAnsi="宋体" w:eastAsia="宋体" w:cs="宋体"/>
+          <w:sz w:val="24"/>
+          <w:szCs w:val="24"/>
+          <w:lang w:val="en-US" w:eastAsia="zh-CN"/>
+        </w:rPr>
+        <w:t>，除了JingfangDiagnosisProcessTest.java已经有的，以及伤寒杂病论及金匮要略方剂.csv没有症状的以外，要求全部方证都要生成测试案例，不能省略，生成在一个文件中，我可以直接简单复制，追加到JingfangDiagnosisProcessTest.java</w:t>
       </w:r>
       <w:bookmarkStart w:id="0" w:name="_GoBack"/>
       <w:bookmarkEnd w:id="0"/>
@@ -746,7 +778,7 @@
     <w:lsdException w:qFormat="1" w:unhideWhenUsed="0" w:uiPriority="0" w:semiHidden="0" w:name="Title"/>
     <w:lsdException w:unhideWhenUsed="0" w:uiPriority="0" w:semiHidden="0" w:name="Closing"/>
     <w:lsdException w:unhideWhenUsed="0" w:uiPriority="0" w:semiHidden="0" w:name="Signature"/>
-    <w:lsdException w:unhideWhenUsed="0" w:uiPriority="0" w:name="Default Paragraph Font"/>
+    <w:lsdException w:qFormat="1" w:unhideWhenUsed="0" w:uiPriority="0" w:name="Default Paragraph Font"/>
     <w:lsdException w:unhideWhenUsed="0" w:uiPriority="0" w:semiHidden="0" w:name="Body Text"/>
     <w:lsdException w:unhideWhenUsed="0" w:uiPriority="0" w:semiHidden="0" w:name="Body Text Indent"/>
     <w:lsdException w:unhideWhenUsed="0" w:uiPriority="0" w:semiHidden="0" w:name="List Continue"/>
@@ -1008,6 +1040,7 @@
   <w:style w:type="character" w:default="1" w:styleId="6">
     <w:name w:val="Default Paragraph Font"/>
     <w:semiHidden/>
+    <w:qFormat/>
     <w:uiPriority w:val="0"/>
   </w:style>
   <w:style w:type="table" w:default="1" w:styleId="5">

--- a/TraditionalChineseMedicineOntologyBasedonReasoner/提示词工程.docx
+++ b/TraditionalChineseMedicineOntologyBasedonReasoner/提示词工程.docx
@@ -668,6 +668,29 @@
           <w:lang w:val="en-US" w:eastAsia="zh-CN"/>
         </w:rPr>
         <w:t>，除了JingfangDiagnosisProcessTest.java已经有的，以及伤寒杂病论及金匮要略方剂.csv没有症状的以外，要求全部方证都要生成测试案例，不能省略，生成在一个文件中，我可以直接简单复制，追加到JingfangDiagnosisProcessTest.java</w:t>
+      </w:r>
+    </w:p>
+    <w:p>
+      <w:pPr>
+        <w:numPr>
+          <w:ilvl w:val="0"/>
+          <w:numId w:val="1"/>
+        </w:numPr>
+        <w:rPr>
+          <w:rFonts w:hint="default" w:ascii="宋体" w:hAnsi="宋体" w:eastAsia="宋体" w:cs="宋体"/>
+          <w:sz w:val="24"/>
+          <w:szCs w:val="24"/>
+          <w:lang w:val="en-US" w:eastAsia="zh-CN"/>
+        </w:rPr>
+      </w:pPr>
+      <w:r>
+        <w:rPr>
+          <w:rFonts w:hint="default" w:ascii="宋体" w:hAnsi="宋体" w:eastAsia="宋体" w:cs="宋体"/>
+          <w:sz w:val="24"/>
+          <w:szCs w:val="24"/>
+          <w:lang w:val="en-US" w:eastAsia="zh-CN"/>
+        </w:rPr>
+        <w:t>不是看症状是否对应，是看病症本体是不是都是够测试用的，比如TaiyangFangzhengTest中的shouldDiagnoseGuizhiTangPattern，是测试桂枝汤证诊断的，那么在对应的taiyang.owl必须有&lt;owl:Class rdf:about="#Guizhitangzheng"&gt;，而且比较给出的测试的症状是否和本体中要求的主证一致或者更多，如果少了，给出警告</w:t>
       </w:r>
       <w:bookmarkStart w:id="0" w:name="_GoBack"/>
       <w:bookmarkEnd w:id="0"/>

--- a/TraditionalChineseMedicineOntologyBasedonReasoner/提示词工程.docx
+++ b/TraditionalChineseMedicineOntologyBasedonReasoner/提示词工程.docx
@@ -692,8 +692,235 @@
         </w:rPr>
         <w:t>不是看症状是否对应，是看病症本体是不是都是够测试用的，比如TaiyangFangzhengTest中的shouldDiagnoseGuizhiTangPattern，是测试桂枝汤证诊断的，那么在对应的taiyang.owl必须有&lt;owl:Class rdf:about="#Guizhitangzheng"&gt;，而且比较给出的测试的症状是否和本体中要求的主证一致或者更多，如果少了，给出警告</w:t>
       </w:r>
+    </w:p>
+    <w:p>
+      <w:pPr>
+        <w:numPr>
+          <w:ilvl w:val="0"/>
+          <w:numId w:val="1"/>
+        </w:numPr>
+        <w:rPr>
+          <w:rFonts w:hint="default" w:ascii="宋体" w:hAnsi="宋体" w:eastAsia="宋体" w:cs="宋体"/>
+          <w:sz w:val="24"/>
+          <w:szCs w:val="24"/>
+          <w:lang w:val="en-US" w:eastAsia="zh-CN"/>
+        </w:rPr>
+      </w:pPr>
+      <w:r>
+        <w:rPr>
+          <w:rFonts w:hint="default" w:ascii="宋体" w:hAnsi="宋体" w:eastAsia="宋体" w:cs="宋体"/>
+          <w:sz w:val="24"/>
+          <w:szCs w:val="24"/>
+          <w:lang w:val="en-US" w:eastAsia="zh-CN"/>
+        </w:rPr>
+        <w:t>请严格按照下面的指令一步一步执行，不允许省略：你是张仲景，也是胡希恕，下面是批量测试结果，还有9个案例是错误的，先从整个测试日志中找到错误的测试案例，给出列表，然后根据医理分析错误测试的问题,分别找到该测试用例代码、该测试用例用到的本体的定义以及测试的输出进行综合分析，要有依据，不能瞎编，并且按照医理</w:t>
+      </w:r>
+      <w:r>
+        <w:rPr>
+          <w:rFonts w:hint="eastAsia" w:ascii="宋体" w:hAnsi="宋体" w:eastAsia="宋体" w:cs="宋体"/>
+          <w:sz w:val="24"/>
+          <w:szCs w:val="24"/>
+          <w:lang w:val="en-US" w:eastAsia="zh-CN"/>
+        </w:rPr>
+        <w:t>逐个测试案例</w:t>
+      </w:r>
+      <w:r>
+        <w:rPr>
+          <w:rFonts w:hint="default" w:ascii="宋体" w:hAnsi="宋体" w:eastAsia="宋体" w:cs="宋体"/>
+          <w:sz w:val="24"/>
+          <w:szCs w:val="24"/>
+          <w:lang w:val="en-US" w:eastAsia="zh-CN"/>
+        </w:rPr>
+        <w:t>改正，标记出改正的文件文件</w:t>
+      </w:r>
+      <w:r>
+        <w:rPr>
+          <w:rFonts w:hint="eastAsia" w:ascii="宋体" w:hAnsi="宋体" w:eastAsia="宋体" w:cs="宋体"/>
+          <w:sz w:val="24"/>
+          <w:szCs w:val="24"/>
+          <w:lang w:val="en-US" w:eastAsia="zh-CN"/>
+        </w:rPr>
+        <w:t>,如果需要可以按照医理和医书修改本体文件</w:t>
+      </w:r>
+      <w:r>
+        <w:rPr>
+          <w:rFonts w:hint="default" w:ascii="宋体" w:hAnsi="宋体" w:eastAsia="宋体" w:cs="宋体"/>
+          <w:sz w:val="24"/>
+          <w:szCs w:val="24"/>
+          <w:lang w:val="en-US" w:eastAsia="zh-CN"/>
+        </w:rPr>
+        <w:t>：</w:t>
+      </w:r>
+    </w:p>
+    <w:p>
+      <w:pPr>
+        <w:numPr>
+          <w:ilvl w:val="0"/>
+          <w:numId w:val="1"/>
+        </w:numPr>
+        <w:rPr>
+          <w:rFonts w:hint="default" w:ascii="宋体" w:hAnsi="宋体" w:eastAsia="宋体" w:cs="宋体"/>
+          <w:sz w:val="24"/>
+          <w:szCs w:val="24"/>
+          <w:lang w:val="en-US" w:eastAsia="zh-CN"/>
+        </w:rPr>
+      </w:pPr>
+      <w:r>
+        <w:rPr>
+          <w:rFonts w:hint="default" w:ascii="宋体" w:hAnsi="宋体" w:eastAsia="宋体" w:cs="宋体"/>
+          <w:sz w:val="24"/>
+          <w:szCs w:val="24"/>
+          <w:lang w:val="en-US" w:eastAsia="zh-CN"/>
+        </w:rPr>
+        <w:t>当前的分类是乱的，你是胡希恕，也是张仲景，请严格按照下面的流程完成：1. 重新审视10个本体文件（owl文件）中</w:t>
+      </w:r>
+      <w:r>
+        <w:rPr>
+          <w:rFonts w:hint="eastAsia" w:ascii="宋体" w:hAnsi="宋体" w:eastAsia="宋体" w:cs="宋体"/>
+          <w:sz w:val="24"/>
+          <w:szCs w:val="24"/>
+          <w:lang w:val="en-US" w:eastAsia="zh-CN"/>
+        </w:rPr>
+        <w:t>方证</w:t>
+      </w:r>
+      <w:r>
+        <w:rPr>
+          <w:rFonts w:hint="default" w:ascii="宋体" w:hAnsi="宋体" w:eastAsia="宋体" w:cs="宋体"/>
+          <w:sz w:val="24"/>
+          <w:szCs w:val="24"/>
+          <w:lang w:val="en-US" w:eastAsia="zh-CN"/>
+        </w:rPr>
+        <w:t>的分类是否正确，审视不是根据测试程序来分类，是测试程序应该按照本体的分类来测试，</w:t>
+      </w:r>
+      <w:r>
+        <w:rPr>
+          <w:rFonts w:hint="eastAsia" w:ascii="宋体" w:hAnsi="宋体" w:eastAsia="宋体" w:cs="宋体"/>
+          <w:sz w:val="24"/>
+          <w:szCs w:val="24"/>
+          <w:lang w:val="en-US" w:eastAsia="zh-CN"/>
+        </w:rPr>
+        <w:t>方证</w:t>
+      </w:r>
+      <w:r>
+        <w:rPr>
+          <w:rFonts w:hint="default" w:ascii="宋体" w:hAnsi="宋体" w:eastAsia="宋体" w:cs="宋体"/>
+          <w:sz w:val="24"/>
+          <w:szCs w:val="24"/>
+          <w:lang w:val="en-US" w:eastAsia="zh-CN"/>
+        </w:rPr>
+        <w:t>分类的依据是根据医书和医理，要有依据，不能瞎编，确保每个本体中的</w:t>
+      </w:r>
+      <w:r>
+        <w:rPr>
+          <w:rFonts w:hint="eastAsia" w:ascii="宋体" w:hAnsi="宋体" w:eastAsia="宋体" w:cs="宋体"/>
+          <w:sz w:val="24"/>
+          <w:szCs w:val="24"/>
+          <w:lang w:val="en-US" w:eastAsia="zh-CN"/>
+        </w:rPr>
+        <w:t>方证</w:t>
+      </w:r>
       <w:bookmarkStart w:id="0" w:name="_GoBack"/>
       <w:bookmarkEnd w:id="0"/>
+      <w:r>
+        <w:rPr>
+          <w:rFonts w:hint="default" w:ascii="宋体" w:hAnsi="宋体" w:eastAsia="宋体" w:cs="宋体"/>
+          <w:sz w:val="24"/>
+          <w:szCs w:val="24"/>
+          <w:lang w:val="en-US" w:eastAsia="zh-CN"/>
+        </w:rPr>
+        <w:t>都属于这个本体</w:t>
+      </w:r>
+      <w:r>
+        <w:rPr>
+          <w:rFonts w:hint="eastAsia" w:ascii="宋体" w:hAnsi="宋体" w:eastAsia="宋体" w:cs="宋体"/>
+          <w:sz w:val="24"/>
+          <w:szCs w:val="24"/>
+          <w:lang w:val="en-US" w:eastAsia="zh-CN"/>
+        </w:rPr>
+        <w:t>,并且要求先在新本体文件中复制这个方证，成功后再在老的本体中删除这个方证，不允许先删除</w:t>
+      </w:r>
+      <w:r>
+        <w:rPr>
+          <w:rFonts w:hint="default" w:ascii="宋体" w:hAnsi="宋体" w:eastAsia="宋体" w:cs="宋体"/>
+          <w:sz w:val="24"/>
+          <w:szCs w:val="24"/>
+          <w:lang w:val="en-US" w:eastAsia="zh-CN"/>
+        </w:rPr>
+        <w:t>；2. 修改对应的Junit测试程序（java文件），确保每个测试程序对应一个本体（rules.owl和fanggen.owl不用对应）；3. 检查测试案例和本体是否症状匹配、六经匹配、处方匹配等，如果测试案例的症状等于或者多于本体不用修正，少于本体定义，进行修正确保能realize成功；4. 生成修改文件的总结：</w:t>
+      </w:r>
+    </w:p>
+    <w:p>
+      <w:pPr>
+        <w:numPr>
+          <w:ilvl w:val="0"/>
+          <w:numId w:val="1"/>
+        </w:numPr>
+        <w:rPr>
+          <w:rFonts w:hint="default" w:ascii="宋体" w:hAnsi="宋体" w:eastAsia="宋体" w:cs="宋体"/>
+          <w:sz w:val="24"/>
+          <w:szCs w:val="24"/>
+          <w:lang w:val="en-US" w:eastAsia="zh-CN"/>
+        </w:rPr>
+      </w:pPr>
+      <w:r>
+        <w:rPr>
+          <w:rFonts w:hint="default" w:ascii="宋体" w:hAnsi="宋体" w:eastAsia="宋体" w:cs="宋体"/>
+          <w:sz w:val="24"/>
+          <w:szCs w:val="24"/>
+          <w:lang w:val="en-US" w:eastAsia="zh-CN"/>
+        </w:rPr>
+        <w:t>zabing.owl是对应杂病，duli.owl是对用独立病症不归属任何，hebing.owl记录的合病，jianjia.owl对应的兼夹证，jueyin.owl对应的厥阴证，shoayang_yangming.owl对应的少阳和阳明病，shaoyin_taiyin.owl对应的少阴和太阴病，taiyang.owl对应的太阳病，把所有的这些本体中的病症分析清楚归属，放到正确的</w:t>
+      </w:r>
+      <w:r>
+        <w:rPr>
+          <w:rFonts w:hint="eastAsia" w:ascii="宋体" w:hAnsi="宋体" w:eastAsia="宋体" w:cs="宋体"/>
+          <w:sz w:val="24"/>
+          <w:szCs w:val="24"/>
+          <w:lang w:val="en-US" w:eastAsia="zh-CN"/>
+        </w:rPr>
+        <w:t>本体</w:t>
+      </w:r>
+      <w:r>
+        <w:rPr>
+          <w:rFonts w:hint="default" w:ascii="宋体" w:hAnsi="宋体" w:eastAsia="宋体" w:cs="宋体"/>
+          <w:sz w:val="24"/>
+          <w:szCs w:val="24"/>
+          <w:lang w:val="en-US" w:eastAsia="zh-CN"/>
+        </w:rPr>
+        <w:t>文件中，不要乱放，以便后面测试什么病就加载什么本体，而不用加载所有本体加快推理速度，另外分类的时候要依据医理和医书，要有依据，不允许瞎编</w:t>
+      </w:r>
+    </w:p>
+    <w:p>
+      <w:pPr>
+        <w:numPr>
+          <w:ilvl w:val="0"/>
+          <w:numId w:val="1"/>
+        </w:numPr>
+        <w:rPr>
+          <w:rFonts w:hint="default" w:ascii="宋体" w:hAnsi="宋体" w:eastAsia="宋体" w:cs="宋体"/>
+          <w:sz w:val="24"/>
+          <w:szCs w:val="24"/>
+          <w:lang w:val="en-US" w:eastAsia="zh-CN"/>
+        </w:rPr>
+      </w:pPr>
+      <w:r>
+        <w:rPr>
+          <w:rFonts w:hint="default" w:ascii="宋体" w:hAnsi="宋体" w:eastAsia="宋体" w:cs="宋体"/>
+          <w:sz w:val="24"/>
+          <w:szCs w:val="24"/>
+          <w:lang w:val="en-US" w:eastAsia="zh-CN"/>
+        </w:rPr>
+        <w:t>检查下面目录下10个本体文件中有没有重复的方证：D:\work\Ontology\TraditionalChineseMedicineOntologyBasedonReasonerMiniBOxTBoxABox\ontology，如果有依据医理，保留在正确的本体文件中，然后删除不正确本体中重复的方证。方证的名字都是以OWL 类的方式定义，类似&lt;owl:Class rdf:about="#Xiaoxianxiongtangzheng"&gt;，这个方证的名字是Xiaoxianxiongtangzheng，这样来统计方证的数量和重复</w:t>
+      </w:r>
+      <w:r>
+        <w:rPr>
+          <w:rFonts w:hint="eastAsia" w:ascii="宋体" w:hAnsi="宋体" w:eastAsia="宋体" w:cs="宋体"/>
+          <w:sz w:val="24"/>
+          <w:szCs w:val="24"/>
+          <w:lang w:val="en-US" w:eastAsia="zh-CN"/>
+        </w:rPr>
+        <w:t>，同时检查这个方证的名字是不是和&lt;rdfs:label xml:lang="zh"&gt;小陷胸汤证&lt;/rdfs:label&gt;一致，要求方证名字是中文label的拼音，首字母大写，其余小写</w:t>
+      </w:r>
     </w:p>
     <w:sectPr>
       <w:pgSz w:w="11906" w:h="16838"/>
@@ -832,7 +1059,7 @@
     <w:lsdException w:unhideWhenUsed="0" w:uiPriority="0" w:semiHidden="0" w:name="HTML Acronym"/>
     <w:lsdException w:unhideWhenUsed="0" w:uiPriority="0" w:semiHidden="0" w:name="HTML Address"/>
     <w:lsdException w:unhideWhenUsed="0" w:uiPriority="0" w:semiHidden="0" w:name="HTML Cite"/>
-    <w:lsdException w:unhideWhenUsed="0" w:uiPriority="0" w:semiHidden="0" w:name="HTML Code"/>
+    <w:lsdException w:qFormat="1" w:unhideWhenUsed="0" w:uiPriority="0" w:semiHidden="0" w:name="HTML Code"/>
     <w:lsdException w:unhideWhenUsed="0" w:uiPriority="0" w:semiHidden="0" w:name="HTML Definition"/>
     <w:lsdException w:unhideWhenUsed="0" w:uiPriority="0" w:semiHidden="0" w:name="HTML Keyboard"/>
     <w:lsdException w:unhideWhenUsed="0" w:uiPriority="0" w:semiHidden="0" w:name="HTML Preformatted"/>
@@ -1093,6 +1320,7 @@
   <w:style w:type="character" w:styleId="8">
     <w:name w:val="HTML Code"/>
     <w:basedOn w:val="6"/>
+    <w:qFormat/>
     <w:uiPriority w:val="0"/>
     <w:rPr>
       <w:rFonts w:ascii="Courier New" w:hAnsi="Courier New"/>

--- a/TraditionalChineseMedicineOntologyBasedonReasoner/提示词工程.docx
+++ b/TraditionalChineseMedicineOntologyBasedonReasoner/提示词工程.docx
@@ -819,107 +819,307 @@
         </w:rPr>
         <w:t>方证</w:t>
       </w:r>
+      <w:r>
+        <w:rPr>
+          <w:rFonts w:hint="default" w:ascii="宋体" w:hAnsi="宋体" w:eastAsia="宋体" w:cs="宋体"/>
+          <w:sz w:val="24"/>
+          <w:szCs w:val="24"/>
+          <w:lang w:val="en-US" w:eastAsia="zh-CN"/>
+        </w:rPr>
+        <w:t>都属于这个本体</w:t>
+      </w:r>
+      <w:r>
+        <w:rPr>
+          <w:rFonts w:hint="eastAsia" w:ascii="宋体" w:hAnsi="宋体" w:eastAsia="宋体" w:cs="宋体"/>
+          <w:sz w:val="24"/>
+          <w:szCs w:val="24"/>
+          <w:lang w:val="en-US" w:eastAsia="zh-CN"/>
+        </w:rPr>
+        <w:t>,并且要求先在新本体文件中复制这个方证，成功后再在老的本体中删除这个方证，不允许先删除</w:t>
+      </w:r>
+      <w:r>
+        <w:rPr>
+          <w:rFonts w:hint="default" w:ascii="宋体" w:hAnsi="宋体" w:eastAsia="宋体" w:cs="宋体"/>
+          <w:sz w:val="24"/>
+          <w:szCs w:val="24"/>
+          <w:lang w:val="en-US" w:eastAsia="zh-CN"/>
+        </w:rPr>
+        <w:t>；2. 修改对应的Junit测试程序（java文件），确保每个测试程序对应一个本体（rules.owl和fanggen.owl不用对应）；3. 检查测试案例和本体是否症状匹配、六经匹配、处方匹配等，如果测试案例的症状等于或者多于本体不用修正，少于本体定义，进行修正确保能realize成功；4. 生成修改文件的总结：</w:t>
+      </w:r>
+    </w:p>
+    <w:p>
+      <w:pPr>
+        <w:numPr>
+          <w:ilvl w:val="0"/>
+          <w:numId w:val="1"/>
+        </w:numPr>
+        <w:rPr>
+          <w:rFonts w:hint="default" w:ascii="宋体" w:hAnsi="宋体" w:eastAsia="宋体" w:cs="宋体"/>
+          <w:sz w:val="24"/>
+          <w:szCs w:val="24"/>
+          <w:lang w:val="en-US" w:eastAsia="zh-CN"/>
+        </w:rPr>
+      </w:pPr>
+      <w:r>
+        <w:rPr>
+          <w:rFonts w:hint="default" w:ascii="宋体" w:hAnsi="宋体" w:eastAsia="宋体" w:cs="宋体"/>
+          <w:sz w:val="24"/>
+          <w:szCs w:val="24"/>
+          <w:lang w:val="en-US" w:eastAsia="zh-CN"/>
+        </w:rPr>
+        <w:t>zabing.owl是对应杂病，duli.owl是对用独立病症不归属任何，hebing.owl记录的合病，jianjia.owl对应的兼夹证，jueyin.owl对应的厥阴证，shoayang_yangming.owl对应的少阳和阳明病，shaoyin_taiyin.owl对应的少阴和太阴病，taiyang.owl对应的太阳病，把所有的这些本体中的病症分析清楚归属，放到正确的</w:t>
+      </w:r>
+      <w:r>
+        <w:rPr>
+          <w:rFonts w:hint="eastAsia" w:ascii="宋体" w:hAnsi="宋体" w:eastAsia="宋体" w:cs="宋体"/>
+          <w:sz w:val="24"/>
+          <w:szCs w:val="24"/>
+          <w:lang w:val="en-US" w:eastAsia="zh-CN"/>
+        </w:rPr>
+        <w:t>本体</w:t>
+      </w:r>
+      <w:r>
+        <w:rPr>
+          <w:rFonts w:hint="default" w:ascii="宋体" w:hAnsi="宋体" w:eastAsia="宋体" w:cs="宋体"/>
+          <w:sz w:val="24"/>
+          <w:szCs w:val="24"/>
+          <w:lang w:val="en-US" w:eastAsia="zh-CN"/>
+        </w:rPr>
+        <w:t>文件中，不要乱放，以便后面测试什么病就加载什么本体，而不用加载所有本体加快推理速度，另外分类的时候要依据医理和医书，要有依据，不允许瞎编</w:t>
+      </w:r>
+    </w:p>
+    <w:p>
+      <w:pPr>
+        <w:numPr>
+          <w:ilvl w:val="0"/>
+          <w:numId w:val="1"/>
+        </w:numPr>
+        <w:rPr>
+          <w:rFonts w:hint="default" w:ascii="宋体" w:hAnsi="宋体" w:eastAsia="宋体" w:cs="宋体"/>
+          <w:sz w:val="24"/>
+          <w:szCs w:val="24"/>
+          <w:lang w:val="en-US" w:eastAsia="zh-CN"/>
+        </w:rPr>
+      </w:pPr>
+      <w:r>
+        <w:rPr>
+          <w:rFonts w:hint="default" w:ascii="宋体" w:hAnsi="宋体" w:eastAsia="宋体" w:cs="宋体"/>
+          <w:sz w:val="24"/>
+          <w:szCs w:val="24"/>
+          <w:lang w:val="en-US" w:eastAsia="zh-CN"/>
+        </w:rPr>
+        <w:t>检查下面目录下10个本体文件中有没有重复的方证：D:\work\Ontology\TraditionalChineseMedicineOntologyBasedonReasonerMiniBOxTBoxABox\ontology，如果有依据医理，保留在正确的本体文件中，然后删除不正确本体中重复的方证。方证的名字都是以OWL 类的方式定义，类似&lt;owl:Class rdf:about="#Xiaoxianxiongtangzheng"&gt;，这个方证的名字是Xiaoxianxiongtangzheng，这样来统计方证的数量和重复</w:t>
+      </w:r>
+      <w:r>
+        <w:rPr>
+          <w:rFonts w:hint="eastAsia" w:ascii="宋体" w:hAnsi="宋体" w:eastAsia="宋体" w:cs="宋体"/>
+          <w:sz w:val="24"/>
+          <w:szCs w:val="24"/>
+          <w:lang w:val="en-US" w:eastAsia="zh-CN"/>
+        </w:rPr>
+        <w:t>，同时检查这个方证的名字是不是和&lt;rdfs:label xml:lang="zh"&gt;小陷胸汤证&lt;/rdfs:label&gt;一致，要求方证名字是中文label的拼音，首字母大写，其余小写</w:t>
+      </w:r>
+    </w:p>
+    <w:p>
+      <w:pPr>
+        <w:numPr>
+          <w:ilvl w:val="0"/>
+          <w:numId w:val="1"/>
+        </w:numPr>
+        <w:rPr>
+          <w:rFonts w:hint="default" w:ascii="宋体" w:hAnsi="宋体" w:eastAsia="宋体" w:cs="宋体"/>
+          <w:sz w:val="24"/>
+          <w:szCs w:val="24"/>
+          <w:lang w:val="en-US" w:eastAsia="zh-CN"/>
+        </w:rPr>
+      </w:pPr>
+      <w:r>
+        <w:rPr>
+          <w:rFonts w:hint="eastAsia" w:ascii="宋体" w:hAnsi="宋体" w:eastAsia="宋体" w:cs="宋体"/>
+          <w:sz w:val="24"/>
+          <w:szCs w:val="24"/>
+          <w:lang w:val="en-US" w:eastAsia="zh-CN"/>
+        </w:rPr>
+        <w:t>请从下面输出的结果中找到失败的测试案例，有几个资源可以参考：对应的方证的定义在D:\work\Ontology\TraditionalChineseMedicineOntologyBasedonReasonerMiniBOxTBoxABox\ontology\fangzheng下面，对应的症状类为D:\work\Ontology\TraditionalChineseMedicineOntologyBasedonReasonerMiniBOxTBoxABox\ontolog\tcm-zhengzhuang.owl,症状的个体实例在D:\work\Ontology\TraditionalChineseMedicineOntologyBasedonReasonerMiniBOxTBoxABox\ontology\tcm-zhengzhuang-abox.owl,测试程序在D:\work\Ontology\TraditionalChineseMedicineOntologyBasedonReasonerMiniBOxTBoxABox\OntologyMachine\OntologyFramework\src\test\java\com\ocean\ontologyframework\tcm，处理的算法在D:\work\Ontology\TraditionalChineseMedicineOntologyBasedonReasonerMiniBOxTBoxABox\OntologyMachine\OntologyFramework\src\main\java\com\ocean\ontologyframework，你是胡希恕，也是张仲景，请根据医理和医书综合分析错误的原因，不允许编造，并给出分析步骤和根因，如果是测试传入参数在本体定义中没有，则从症状实例本体中用最接近的替换，或者由原子症状组合,需要找我确认，如果是书写错误（如大小写错误、缺少个别字母等）则直接替换，没有按照标准写的本体需要修正（如缺少belongsToLiujing的注解），除了算法不能修改外，其余都可以修改，并且给出修改的内容和文件，如果涉及算法问题，给出一个分析即可，参照</w:t>
+      </w:r>
       <w:bookmarkStart w:id="0" w:name="_GoBack"/>
       <w:bookmarkEnd w:id="0"/>
       <w:r>
         <w:rPr>
-          <w:rFonts w:hint="default" w:ascii="宋体" w:hAnsi="宋体" w:eastAsia="宋体" w:cs="宋体"/>
-          <w:sz w:val="24"/>
-          <w:szCs w:val="24"/>
-          <w:lang w:val="en-US" w:eastAsia="zh-CN"/>
-        </w:rPr>
-        <w:t>都属于这个本体</w:t>
-      </w:r>
-      <w:r>
-        <w:rPr>
-          <w:rFonts w:hint="eastAsia" w:ascii="宋体" w:hAnsi="宋体" w:eastAsia="宋体" w:cs="宋体"/>
-          <w:sz w:val="24"/>
-          <w:szCs w:val="24"/>
-          <w:lang w:val="en-US" w:eastAsia="zh-CN"/>
-        </w:rPr>
-        <w:t>,并且要求先在新本体文件中复制这个方证，成功后再在老的本体中删除这个方证，不允许先删除</w:t>
-      </w:r>
-      <w:r>
-        <w:rPr>
-          <w:rFonts w:hint="default" w:ascii="宋体" w:hAnsi="宋体" w:eastAsia="宋体" w:cs="宋体"/>
-          <w:sz w:val="24"/>
-          <w:szCs w:val="24"/>
-          <w:lang w:val="en-US" w:eastAsia="zh-CN"/>
-        </w:rPr>
-        <w:t>；2. 修改对应的Junit测试程序（java文件），确保每个测试程序对应一个本体（rules.owl和fanggen.owl不用对应）；3. 检查测试案例和本体是否症状匹配、六经匹配、处方匹配等，如果测试案例的症状等于或者多于本体不用修正，少于本体定义，进行修正确保能realize成功；4. 生成修改文件的总结：</w:t>
-      </w:r>
-    </w:p>
-    <w:p>
-      <w:pPr>
-        <w:numPr>
-          <w:ilvl w:val="0"/>
-          <w:numId w:val="1"/>
-        </w:numPr>
-        <w:rPr>
-          <w:rFonts w:hint="default" w:ascii="宋体" w:hAnsi="宋体" w:eastAsia="宋体" w:cs="宋体"/>
-          <w:sz w:val="24"/>
-          <w:szCs w:val="24"/>
-          <w:lang w:val="en-US" w:eastAsia="zh-CN"/>
-        </w:rPr>
-      </w:pPr>
-      <w:r>
-        <w:rPr>
-          <w:rFonts w:hint="default" w:ascii="宋体" w:hAnsi="宋体" w:eastAsia="宋体" w:cs="宋体"/>
-          <w:sz w:val="24"/>
-          <w:szCs w:val="24"/>
-          <w:lang w:val="en-US" w:eastAsia="zh-CN"/>
-        </w:rPr>
-        <w:t>zabing.owl是对应杂病，duli.owl是对用独立病症不归属任何，hebing.owl记录的合病，jianjia.owl对应的兼夹证，jueyin.owl对应的厥阴证，shoayang_yangming.owl对应的少阳和阳明病，shaoyin_taiyin.owl对应的少阴和太阴病，taiyang.owl对应的太阳病，把所有的这些本体中的病症分析清楚归属，放到正确的</w:t>
-      </w:r>
-      <w:r>
-        <w:rPr>
-          <w:rFonts w:hint="eastAsia" w:ascii="宋体" w:hAnsi="宋体" w:eastAsia="宋体" w:cs="宋体"/>
-          <w:sz w:val="24"/>
-          <w:szCs w:val="24"/>
-          <w:lang w:val="en-US" w:eastAsia="zh-CN"/>
-        </w:rPr>
-        <w:t>本体</w:t>
-      </w:r>
-      <w:r>
-        <w:rPr>
-          <w:rFonts w:hint="default" w:ascii="宋体" w:hAnsi="宋体" w:eastAsia="宋体" w:cs="宋体"/>
-          <w:sz w:val="24"/>
-          <w:szCs w:val="24"/>
-          <w:lang w:val="en-US" w:eastAsia="zh-CN"/>
-        </w:rPr>
-        <w:t>文件中，不要乱放，以便后面测试什么病就加载什么本体，而不用加载所有本体加快推理速度，另外分类的时候要依据医理和医书，要有依据，不允许瞎编</w:t>
-      </w:r>
-    </w:p>
-    <w:p>
-      <w:pPr>
-        <w:numPr>
-          <w:ilvl w:val="0"/>
-          <w:numId w:val="1"/>
-        </w:numPr>
-        <w:rPr>
-          <w:rFonts w:hint="default" w:ascii="宋体" w:hAnsi="宋体" w:eastAsia="宋体" w:cs="宋体"/>
-          <w:sz w:val="24"/>
-          <w:szCs w:val="24"/>
-          <w:lang w:val="en-US" w:eastAsia="zh-CN"/>
-        </w:rPr>
-      </w:pPr>
-      <w:r>
-        <w:rPr>
-          <w:rFonts w:hint="default" w:ascii="宋体" w:hAnsi="宋体" w:eastAsia="宋体" w:cs="宋体"/>
-          <w:sz w:val="24"/>
-          <w:szCs w:val="24"/>
-          <w:lang w:val="en-US" w:eastAsia="zh-CN"/>
-        </w:rPr>
-        <w:t>检查下面目录下10个本体文件中有没有重复的方证：D:\work\Ontology\TraditionalChineseMedicineOntologyBasedonReasonerMiniBOxTBoxABox\ontology，如果有依据医理，保留在正确的本体文件中，然后删除不正确本体中重复的方证。方证的名字都是以OWL 类的方式定义，类似&lt;owl:Class rdf:about="#Xiaoxianxiongtangzheng"&gt;，这个方证的名字是Xiaoxianxiongtangzheng，这样来统计方证的数量和重复</w:t>
-      </w:r>
-      <w:r>
-        <w:rPr>
-          <w:rFonts w:hint="eastAsia" w:ascii="宋体" w:hAnsi="宋体" w:eastAsia="宋体" w:cs="宋体"/>
-          <w:sz w:val="24"/>
-          <w:szCs w:val="24"/>
-          <w:lang w:val="en-US" w:eastAsia="zh-CN"/>
-        </w:rPr>
-        <w:t>，同时检查这个方证的名字是不是和&lt;rdfs:label xml:lang="zh"&gt;小陷胸汤证&lt;/rdfs:label&gt;一致，要求方证名字是中文label的拼音，首字母大写，其余小写</w:t>
+          <w:rFonts w:hint="eastAsia" w:ascii="宋体" w:hAnsi="宋体" w:eastAsia="宋体" w:cs="宋体"/>
+          <w:sz w:val="24"/>
+          <w:szCs w:val="24"/>
+          <w:lang w:val="en-US" w:eastAsia="zh-CN"/>
+        </w:rPr>
+        <w:t>下面的分析步骤：</w:t>
+      </w:r>
+    </w:p>
+    <w:p>
+      <w:pPr>
+        <w:numPr>
+          <w:ilvl w:val="0"/>
+          <w:numId w:val="2"/>
+        </w:numPr>
+        <w:ind w:left="425" w:leftChars="0" w:hanging="425" w:firstLineChars="0"/>
+        <w:rPr>
+          <w:rFonts w:hint="default" w:ascii="宋体" w:hAnsi="宋体" w:eastAsia="宋体" w:cs="宋体"/>
+          <w:sz w:val="24"/>
+          <w:szCs w:val="24"/>
+          <w:lang w:val="en-US" w:eastAsia="zh-CN"/>
+        </w:rPr>
+      </w:pPr>
+      <w:r>
+        <w:rPr>
+          <w:rFonts w:hint="default" w:ascii="宋体" w:hAnsi="宋体" w:eastAsia="宋体" w:cs="宋体"/>
+          <w:sz w:val="24"/>
+          <w:szCs w:val="24"/>
+          <w:lang w:val="en-US" w:eastAsia="zh-CN"/>
+        </w:rPr>
+        <w:t>读测试（TaiyangFangzhengTest.java:195-272）→ 提取每个用例的 lj / fz / syms / pulses / fuzhengs。</w:t>
+      </w:r>
+    </w:p>
+    <w:p>
+      <w:pPr>
+        <w:numPr>
+          <w:ilvl w:val="0"/>
+          <w:numId w:val="2"/>
+        </w:numPr>
+        <w:ind w:left="425" w:leftChars="0" w:hanging="425" w:firstLineChars="0"/>
+        <w:rPr>
+          <w:rFonts w:hint="default" w:ascii="宋体" w:hAnsi="宋体" w:eastAsia="宋体" w:cs="宋体"/>
+          <w:sz w:val="24"/>
+          <w:szCs w:val="24"/>
+          <w:lang w:val="en-US" w:eastAsia="zh-CN"/>
+        </w:rPr>
+      </w:pPr>
+      <w:r>
+        <w:rPr>
+          <w:rFonts w:hint="default" w:ascii="宋体" w:hAnsi="宋体" w:eastAsia="宋体" w:cs="宋体"/>
+          <w:sz w:val="24"/>
+          <w:szCs w:val="24"/>
+          <w:lang w:val="en-US" w:eastAsia="zh-CN"/>
+        </w:rPr>
+        <w:t>读测试框架（JingfangTestSupport.java:287-374）→ 明确 parseIris 把 "X" 拼成 NS+"X_instance"；assertFangzheng 会按 lj 注入六经锚点（太阳=Ehan+Fumai）。</w:t>
+      </w:r>
+    </w:p>
+    <w:p>
+      <w:pPr>
+        <w:numPr>
+          <w:ilvl w:val="0"/>
+          <w:numId w:val="2"/>
+        </w:numPr>
+        <w:ind w:left="425" w:leftChars="0" w:hanging="425" w:firstLineChars="0"/>
+        <w:rPr>
+          <w:rFonts w:hint="default" w:ascii="宋体" w:hAnsi="宋体" w:eastAsia="宋体" w:cs="宋体"/>
+          <w:sz w:val="24"/>
+          <w:szCs w:val="24"/>
+          <w:lang w:val="en-US" w:eastAsia="zh-CN"/>
+        </w:rPr>
+      </w:pPr>
+      <w:r>
+        <w:rPr>
+          <w:rFonts w:hint="default" w:ascii="宋体" w:hAnsi="宋体" w:eastAsia="宋体" w:cs="宋体"/>
+          <w:sz w:val="24"/>
+          <w:szCs w:val="24"/>
+          <w:lang w:val="en-US" w:eastAsia="zh-CN"/>
+        </w:rPr>
+        <w:t>核对症状/脉象实例是否真实存在（tcm-zhengzhuang-abox.owl / tcm-maixiang-abox.owl）→ 发现 9 处测试名在 ABox 中查无此实例。</w:t>
+      </w:r>
+    </w:p>
+    <w:p>
+      <w:pPr>
+        <w:numPr>
+          <w:ilvl w:val="0"/>
+          <w:numId w:val="2"/>
+        </w:numPr>
+        <w:ind w:left="425" w:leftChars="0" w:hanging="425" w:firstLineChars="0"/>
+        <w:rPr>
+          <w:rFonts w:hint="default" w:ascii="宋体" w:hAnsi="宋体" w:eastAsia="宋体" w:cs="宋体"/>
+          <w:sz w:val="24"/>
+          <w:szCs w:val="24"/>
+          <w:lang w:val="en-US" w:eastAsia="zh-CN"/>
+        </w:rPr>
+      </w:pPr>
+      <w:r>
+        <w:rPr>
+          <w:rFonts w:hint="default" w:ascii="宋体" w:hAnsi="宋体" w:eastAsia="宋体" w:cs="宋体"/>
+          <w:sz w:val="24"/>
+          <w:szCs w:val="24"/>
+          <w:lang w:val="en-US" w:eastAsia="zh-CN"/>
+        </w:rPr>
+        <w:t>核对本体方证约束（taiyang.owl）→ 确认 10 个方证均已随 taiyang.owl 加载（tcm-all.owl:24），排除"未加载"。</w:t>
+      </w:r>
+    </w:p>
+    <w:p>
+      <w:pPr>
+        <w:numPr>
+          <w:ilvl w:val="0"/>
+          <w:numId w:val="2"/>
+        </w:numPr>
+        <w:ind w:left="425" w:leftChars="0" w:hanging="425" w:firstLineChars="0"/>
+        <w:rPr>
+          <w:rFonts w:hint="default" w:ascii="宋体" w:hAnsi="宋体" w:eastAsia="宋体" w:cs="宋体"/>
+          <w:sz w:val="24"/>
+          <w:szCs w:val="24"/>
+          <w:lang w:val="en-US" w:eastAsia="zh-CN"/>
+        </w:rPr>
+      </w:pPr>
+      <w:r>
+        <w:rPr>
+          <w:rFonts w:hint="default" w:ascii="宋体" w:hAnsi="宋体" w:eastAsia="宋体" w:cs="宋体"/>
+          <w:sz w:val="24"/>
+          <w:szCs w:val="24"/>
+          <w:lang w:val="en-US" w:eastAsia="zh-CN"/>
+        </w:rPr>
+        <w:t>核对六经归属（belongsToLiujing 注解 + 等价类中的六经类）→ 发现 6 个方证无注解、2 个等价类无六经约束。</w:t>
+      </w:r>
+    </w:p>
+    <w:p>
+      <w:pPr>
+        <w:numPr>
+          <w:ilvl w:val="0"/>
+          <w:numId w:val="2"/>
+        </w:numPr>
+        <w:ind w:left="425" w:leftChars="0" w:hanging="425" w:firstLineChars="0"/>
+        <w:rPr>
+          <w:rFonts w:hint="default" w:ascii="宋体" w:hAnsi="宋体" w:eastAsia="宋体" w:cs="宋体"/>
+          <w:sz w:val="24"/>
+          <w:szCs w:val="24"/>
+          <w:lang w:val="en-US" w:eastAsia="zh-CN"/>
+        </w:rPr>
+      </w:pPr>
+      <w:r>
+        <w:rPr>
+          <w:rFonts w:hint="default" w:ascii="宋体" w:hAnsi="宋体" w:eastAsia="宋体" w:cs="宋体"/>
+          <w:sz w:val="24"/>
+          <w:szCs w:val="24"/>
+          <w:lang w:val="en-US" w:eastAsia="zh-CN"/>
+        </w:rPr>
+        <w:t>读推理器机制（只读，不修改）→ filterFangzheng 先按六经建池，池内命中≥1 即候选；handleFangzhengClassification 在 realizedMatches 命中集内按 rankCandidatesWithScores 取 Top1，为空则兜底。</w:t>
+      </w:r>
+    </w:p>
+    <w:p>
+      <w:pPr>
+        <w:numPr>
+          <w:ilvl w:val="0"/>
+          <w:numId w:val="2"/>
+        </w:numPr>
+        <w:ind w:left="425" w:leftChars="0" w:hanging="425" w:firstLineChars="0"/>
+        <w:rPr>
+          <w:rFonts w:hint="default" w:ascii="宋体" w:hAnsi="宋体" w:eastAsia="宋体" w:cs="宋体"/>
+          <w:sz w:val="24"/>
+          <w:szCs w:val="24"/>
+          <w:lang w:val="en-US" w:eastAsia="zh-CN"/>
+        </w:rPr>
+      </w:pPr>
+      <w:r>
+        <w:rPr>
+          <w:rFonts w:hint="default" w:ascii="宋体" w:hAnsi="宋体" w:eastAsia="宋体" w:cs="宋体"/>
+          <w:sz w:val="24"/>
+          <w:szCs w:val="24"/>
+          <w:lang w:val="en-US" w:eastAsia="zh-CN"/>
+        </w:rPr>
+        <w:t>交叉验证→ 症状名不匹配 ⇒ 命中数塌陷 ⇒ 落入桂枝类兜底方证。</w:t>
       </w:r>
     </w:p>
     <w:sectPr>
@@ -946,8 +1146,28 @@
       <w:lvlJc w:val="left"/>
     </w:lvl>
   </w:abstractNum>
+  <w:abstractNum w:abstractNumId="1">
+    <w:nsid w:val="E2A705AC"/>
+    <w:multiLevelType w:val="singleLevel"/>
+    <w:tmpl w:val="E2A705AC"/>
+    <w:lvl w:ilvl="0" w:tentative="0">
+      <w:start w:val="1"/>
+      <w:numFmt w:val="decimal"/>
+      <w:lvlText w:val="(%1)"/>
+      <w:lvlJc w:val="left"/>
+      <w:pPr>
+        <w:ind w:left="425" w:hanging="425"/>
+      </w:pPr>
+      <w:rPr>
+        <w:rFonts w:hint="default"/>
+      </w:rPr>
+    </w:lvl>
+  </w:abstractNum>
   <w:num w:numId="1">
     <w:abstractNumId w:val="0"/>
+  </w:num>
+  <w:num w:numId="2">
+    <w:abstractNumId w:val="1"/>
   </w:num>
 </w:numbering>
 </file>
@@ -1308,6 +1528,15 @@
     </w:tblPr>
   </w:style>
   <w:style w:type="character" w:styleId="7">
+    <w:name w:val="Strong"/>
+    <w:basedOn w:val="6"/>
+    <w:qFormat/>
+    <w:uiPriority w:val="0"/>
+    <w:rPr>
+      <w:b/>
+    </w:rPr>
+  </w:style>
+  <w:style w:type="character" w:styleId="8">
     <w:name w:val="Hyperlink"/>
     <w:basedOn w:val="6"/>
     <w:qFormat/>
@@ -1317,7 +1546,7 @@
       <w:u w:val="single"/>
     </w:rPr>
   </w:style>
-  <w:style w:type="character" w:styleId="8">
+  <w:style w:type="character" w:styleId="9">
     <w:name w:val="HTML Code"/>
     <w:basedOn w:val="6"/>
     <w:qFormat/>

--- a/TraditionalChineseMedicineOntologyBasedonReasoner/提示词工程.docx
+++ b/TraditionalChineseMedicineOntologyBasedonReasoner/提示词工程.docx
@@ -940,186 +940,224 @@
           <w:szCs w:val="24"/>
           <w:lang w:val="en-US" w:eastAsia="zh-CN"/>
         </w:rPr>
-        <w:t>请从下面输出的结果中找到失败的测试案例，有几个资源可以参考：对应的方证的定义在D:\work\Ontology\TraditionalChineseMedicineOntologyBasedonReasonerMiniBOxTBoxABox\ontology\fangzheng下面，对应的症状类为D:\work\Ontology\TraditionalChineseMedicineOntologyBasedonReasonerMiniBOxTBoxABox\ontolog\tcm-zhengzhuang.owl,症状的个体实例在D:\work\Ontology\TraditionalChineseMedicineOntologyBasedonReasonerMiniBOxTBoxABox\ontology\tcm-zhengzhuang-abox.owl,测试程序在D:\work\Ontology\TraditionalChineseMedicineOntologyBasedonReasonerMiniBOxTBoxABox\OntologyMachine\OntologyFramework\src\test\java\com\ocean\ontologyframework\tcm，处理的算法在D:\work\Ontology\TraditionalChineseMedicineOntologyBasedonReasonerMiniBOxTBoxABox\OntologyMachine\OntologyFramework\src\main\java\com\ocean\ontologyframework，你是胡希恕，也是张仲景，请根据医理和医书综合分析错误的原因，不允许编造，并给出分析步骤和根因，如果是测试传入参数在本体定义中没有，则从症状实例本体中用最接近的替换，或者由原子症状组合,需要找我确认，如果是书写错误（如大小写错误、缺少个别字母等）则直接替换，没有按照标准写的本体需要修正（如缺少belongsToLiujing的注解），除了算法不能修改外，其余都可以修改，并且给出修改的内容和文件，如果涉及算法问题，给出一个分析即可，参照</w:t>
+        <w:t>请从下面输出的结果中找到失败的测试案例，有几个资源可以参考：对应的方证的定义在D:\work\Ontology\TraditionalChineseMedicineOntologyBasedonReasonerMiniBOxTBoxABox\ontology\fangzheng下面，对应的症状类为D:\work\Ontology\TraditionalChineseMedicineOntologyBasedonReasonerMiniBOxTBoxABox\ontolog\tcm-zhengzhuang.owl,症状的个体实例在D:\work\Ontology\TraditionalChineseMedicineOntologyBasedonReasonerMiniBOxTBoxABox\ontology\tcm-zhengzhuang-abox.owl,测试程序在D:\work\Ontology\TraditionalChineseMedicineOntologyBasedonReasonerMiniBOxTBoxABox\OntologyMachine\OntologyFramework\src\test\java\com\ocean\ontologyframework\tcm，处理的算法在D:\work\Ontology\TraditionalChineseMedicineOntologyBasedonReasonerMiniBOxTBoxABox\OntologyMachine\OntologyFramework\src\main\java\com\ocean\ontologyframework，你是胡希恕，也是张仲景，请根据医理和医书综合分析错误的原因，不允许编造，并给出分析步骤和根因，如果是测试传入参数在本体定义中没有，则从症状实例本体中用最接近的替换，或者由原子症状组合,需要找我确认，如果是书写错误（如大小写错误、缺少个别字母等）则直接替换，没有按照标准写的本体需要修正（如缺少belongsToLiujing的注解），除了算法不能修改外，其余都可以修改，并且给出修改的内容和文件，如果涉及算法问题，给出一个分析即可，参照下面的分析步骤：</w:t>
+      </w:r>
+    </w:p>
+    <w:p>
+      <w:pPr>
+        <w:numPr>
+          <w:ilvl w:val="0"/>
+          <w:numId w:val="2"/>
+        </w:numPr>
+        <w:ind w:left="425" w:leftChars="0" w:hanging="425" w:firstLineChars="0"/>
+        <w:rPr>
+          <w:rFonts w:hint="default" w:ascii="宋体" w:hAnsi="宋体" w:eastAsia="宋体" w:cs="宋体"/>
+          <w:sz w:val="24"/>
+          <w:szCs w:val="24"/>
+          <w:lang w:val="en-US" w:eastAsia="zh-CN"/>
+        </w:rPr>
+      </w:pPr>
+      <w:r>
+        <w:rPr>
+          <w:rFonts w:hint="default" w:ascii="宋体" w:hAnsi="宋体" w:eastAsia="宋体" w:cs="宋体"/>
+          <w:sz w:val="24"/>
+          <w:szCs w:val="24"/>
+          <w:lang w:val="en-US" w:eastAsia="zh-CN"/>
+        </w:rPr>
+        <w:t>读测试（TaiyangFangzhengTest.java:195-272）→ 提取每个用例的 lj / fz / syms / pulses / fuzhengs。</w:t>
+      </w:r>
+    </w:p>
+    <w:p>
+      <w:pPr>
+        <w:numPr>
+          <w:ilvl w:val="0"/>
+          <w:numId w:val="2"/>
+        </w:numPr>
+        <w:ind w:left="425" w:leftChars="0" w:hanging="425" w:firstLineChars="0"/>
+        <w:rPr>
+          <w:rFonts w:hint="default" w:ascii="宋体" w:hAnsi="宋体" w:eastAsia="宋体" w:cs="宋体"/>
+          <w:sz w:val="24"/>
+          <w:szCs w:val="24"/>
+          <w:lang w:val="en-US" w:eastAsia="zh-CN"/>
+        </w:rPr>
+      </w:pPr>
+      <w:r>
+        <w:rPr>
+          <w:rFonts w:hint="default" w:ascii="宋体" w:hAnsi="宋体" w:eastAsia="宋体" w:cs="宋体"/>
+          <w:sz w:val="24"/>
+          <w:szCs w:val="24"/>
+          <w:lang w:val="en-US" w:eastAsia="zh-CN"/>
+        </w:rPr>
+        <w:t>读测试框架（JingfangTestSupport.java:287-374）→ 明确 parseIris 把 "X" 拼成 NS+"X_instance"；assertFangzheng 会按 lj 注入六经锚点（太阳=Ehan+Fumai）。</w:t>
+      </w:r>
+    </w:p>
+    <w:p>
+      <w:pPr>
+        <w:numPr>
+          <w:ilvl w:val="0"/>
+          <w:numId w:val="2"/>
+        </w:numPr>
+        <w:ind w:left="425" w:leftChars="0" w:hanging="425" w:firstLineChars="0"/>
+        <w:rPr>
+          <w:rFonts w:hint="default" w:ascii="宋体" w:hAnsi="宋体" w:eastAsia="宋体" w:cs="宋体"/>
+          <w:sz w:val="24"/>
+          <w:szCs w:val="24"/>
+          <w:lang w:val="en-US" w:eastAsia="zh-CN"/>
+        </w:rPr>
+      </w:pPr>
+      <w:r>
+        <w:rPr>
+          <w:rFonts w:hint="default" w:ascii="宋体" w:hAnsi="宋体" w:eastAsia="宋体" w:cs="宋体"/>
+          <w:sz w:val="24"/>
+          <w:szCs w:val="24"/>
+          <w:lang w:val="en-US" w:eastAsia="zh-CN"/>
+        </w:rPr>
+        <w:t>核对症状/脉象实例是否真实存在（tcm-zhengzhuang-abox.owl / tcm-maixiang-abox.owl）→ 发现 9 处测试名在 ABox 中查无此实例。</w:t>
+      </w:r>
+    </w:p>
+    <w:p>
+      <w:pPr>
+        <w:numPr>
+          <w:ilvl w:val="0"/>
+          <w:numId w:val="2"/>
+        </w:numPr>
+        <w:ind w:left="425" w:leftChars="0" w:hanging="425" w:firstLineChars="0"/>
+        <w:rPr>
+          <w:rFonts w:hint="default" w:ascii="宋体" w:hAnsi="宋体" w:eastAsia="宋体" w:cs="宋体"/>
+          <w:sz w:val="24"/>
+          <w:szCs w:val="24"/>
+          <w:lang w:val="en-US" w:eastAsia="zh-CN"/>
+        </w:rPr>
+      </w:pPr>
+      <w:r>
+        <w:rPr>
+          <w:rFonts w:hint="default" w:ascii="宋体" w:hAnsi="宋体" w:eastAsia="宋体" w:cs="宋体"/>
+          <w:sz w:val="24"/>
+          <w:szCs w:val="24"/>
+          <w:lang w:val="en-US" w:eastAsia="zh-CN"/>
+        </w:rPr>
+        <w:t>核对本体方证约束（taiyang.owl）→ 确认 10 个方证均已随 taiyang.owl 加载（tcm-all.owl:24），排除"未加载"。</w:t>
+      </w:r>
+    </w:p>
+    <w:p>
+      <w:pPr>
+        <w:numPr>
+          <w:ilvl w:val="0"/>
+          <w:numId w:val="2"/>
+        </w:numPr>
+        <w:ind w:left="425" w:leftChars="0" w:hanging="425" w:firstLineChars="0"/>
+        <w:rPr>
+          <w:rFonts w:hint="default" w:ascii="宋体" w:hAnsi="宋体" w:eastAsia="宋体" w:cs="宋体"/>
+          <w:sz w:val="24"/>
+          <w:szCs w:val="24"/>
+          <w:lang w:val="en-US" w:eastAsia="zh-CN"/>
+        </w:rPr>
+      </w:pPr>
+      <w:r>
+        <w:rPr>
+          <w:rFonts w:hint="default" w:ascii="宋体" w:hAnsi="宋体" w:eastAsia="宋体" w:cs="宋体"/>
+          <w:sz w:val="24"/>
+          <w:szCs w:val="24"/>
+          <w:lang w:val="en-US" w:eastAsia="zh-CN"/>
+        </w:rPr>
+        <w:t>核对六经归属（belongsToLiujing 注解 + 等价类中的六经类）→ 发现 6 个方证无注解、2 个等价类无六经约束。</w:t>
+      </w:r>
+    </w:p>
+    <w:p>
+      <w:pPr>
+        <w:numPr>
+          <w:ilvl w:val="0"/>
+          <w:numId w:val="2"/>
+        </w:numPr>
+        <w:ind w:left="425" w:leftChars="0" w:hanging="425" w:firstLineChars="0"/>
+        <w:rPr>
+          <w:rFonts w:hint="default" w:ascii="宋体" w:hAnsi="宋体" w:eastAsia="宋体" w:cs="宋体"/>
+          <w:sz w:val="24"/>
+          <w:szCs w:val="24"/>
+          <w:lang w:val="en-US" w:eastAsia="zh-CN"/>
+        </w:rPr>
+      </w:pPr>
+      <w:r>
+        <w:rPr>
+          <w:rFonts w:hint="default" w:ascii="宋体" w:hAnsi="宋体" w:eastAsia="宋体" w:cs="宋体"/>
+          <w:sz w:val="24"/>
+          <w:szCs w:val="24"/>
+          <w:lang w:val="en-US" w:eastAsia="zh-CN"/>
+        </w:rPr>
+        <w:t>读推理器机制（只读，不修改）→ filterFangzheng 先按六经建池，池内命中≥1 即候选；handleFangzhengClassification 在 realizedMatches 命中集内按 rankCandidatesWithScores 取 Top1，为空则兜底。</w:t>
+      </w:r>
+    </w:p>
+    <w:p>
+      <w:pPr>
+        <w:numPr>
+          <w:ilvl w:val="0"/>
+          <w:numId w:val="2"/>
+        </w:numPr>
+        <w:ind w:left="425" w:leftChars="0" w:hanging="425" w:firstLineChars="0"/>
+        <w:rPr>
+          <w:rFonts w:hint="default" w:ascii="宋体" w:hAnsi="宋体" w:eastAsia="宋体" w:cs="宋体"/>
+          <w:sz w:val="24"/>
+          <w:szCs w:val="24"/>
+          <w:lang w:val="en-US" w:eastAsia="zh-CN"/>
+        </w:rPr>
+      </w:pPr>
+      <w:r>
+        <w:rPr>
+          <w:rFonts w:hint="default" w:ascii="宋体" w:hAnsi="宋体" w:eastAsia="宋体" w:cs="宋体"/>
+          <w:sz w:val="24"/>
+          <w:szCs w:val="24"/>
+          <w:lang w:val="en-US" w:eastAsia="zh-CN"/>
+        </w:rPr>
+        <w:t>交叉验证→ 症状名不匹配 ⇒ 命中数塌陷 ⇒ 落入桂枝类兜底方证。</w:t>
+      </w:r>
+    </w:p>
+    <w:p>
+      <w:pPr>
+        <w:numPr>
+          <w:numId w:val="0"/>
+        </w:numPr>
+        <w:ind w:leftChars="0"/>
+        <w:rPr>
+          <w:rFonts w:hint="default" w:ascii="宋体" w:hAnsi="宋体" w:eastAsia="宋体" w:cs="宋体"/>
+          <w:sz w:val="24"/>
+          <w:szCs w:val="24"/>
+          <w:lang w:val="en-US" w:eastAsia="zh-CN"/>
+        </w:rPr>
+      </w:pPr>
+      <w:r>
+        <w:rPr>
+          <w:rFonts w:ascii="宋体" w:hAnsi="宋体" w:eastAsia="宋体" w:cs="宋体"/>
+          <w:sz w:val="24"/>
+          <w:szCs w:val="24"/>
+        </w:rPr>
+        <w:t>1</w:t>
       </w:r>
       <w:bookmarkStart w:id="0" w:name="_GoBack"/>
       <w:bookmarkEnd w:id="0"/>
       <w:r>
         <w:rPr>
-          <w:rFonts w:hint="eastAsia" w:ascii="宋体" w:hAnsi="宋体" w:eastAsia="宋体" w:cs="宋体"/>
-          <w:sz w:val="24"/>
-          <w:szCs w:val="24"/>
-          <w:lang w:val="en-US" w:eastAsia="zh-CN"/>
-        </w:rPr>
-        <w:t>下面的分析步骤：</w:t>
-      </w:r>
-    </w:p>
-    <w:p>
-      <w:pPr>
-        <w:numPr>
-          <w:ilvl w:val="0"/>
-          <w:numId w:val="2"/>
-        </w:numPr>
-        <w:ind w:left="425" w:leftChars="0" w:hanging="425" w:firstLineChars="0"/>
-        <w:rPr>
-          <w:rFonts w:hint="default" w:ascii="宋体" w:hAnsi="宋体" w:eastAsia="宋体" w:cs="宋体"/>
-          <w:sz w:val="24"/>
-          <w:szCs w:val="24"/>
-          <w:lang w:val="en-US" w:eastAsia="zh-CN"/>
-        </w:rPr>
-      </w:pPr>
-      <w:r>
-        <w:rPr>
-          <w:rFonts w:hint="default" w:ascii="宋体" w:hAnsi="宋体" w:eastAsia="宋体" w:cs="宋体"/>
-          <w:sz w:val="24"/>
-          <w:szCs w:val="24"/>
-          <w:lang w:val="en-US" w:eastAsia="zh-CN"/>
-        </w:rPr>
-        <w:t>读测试（TaiyangFangzhengTest.java:195-272）→ 提取每个用例的 lj / fz / syms / pulses / fuzhengs。</w:t>
-      </w:r>
-    </w:p>
-    <w:p>
-      <w:pPr>
-        <w:numPr>
-          <w:ilvl w:val="0"/>
-          <w:numId w:val="2"/>
-        </w:numPr>
-        <w:ind w:left="425" w:leftChars="0" w:hanging="425" w:firstLineChars="0"/>
-        <w:rPr>
-          <w:rFonts w:hint="default" w:ascii="宋体" w:hAnsi="宋体" w:eastAsia="宋体" w:cs="宋体"/>
-          <w:sz w:val="24"/>
-          <w:szCs w:val="24"/>
-          <w:lang w:val="en-US" w:eastAsia="zh-CN"/>
-        </w:rPr>
-      </w:pPr>
-      <w:r>
-        <w:rPr>
-          <w:rFonts w:hint="default" w:ascii="宋体" w:hAnsi="宋体" w:eastAsia="宋体" w:cs="宋体"/>
-          <w:sz w:val="24"/>
-          <w:szCs w:val="24"/>
-          <w:lang w:val="en-US" w:eastAsia="zh-CN"/>
-        </w:rPr>
-        <w:t>读测试框架（JingfangTestSupport.java:287-374）→ 明确 parseIris 把 "X" 拼成 NS+"X_instance"；assertFangzheng 会按 lj 注入六经锚点（太阳=Ehan+Fumai）。</w:t>
-      </w:r>
-    </w:p>
-    <w:p>
-      <w:pPr>
-        <w:numPr>
-          <w:ilvl w:val="0"/>
-          <w:numId w:val="2"/>
-        </w:numPr>
-        <w:ind w:left="425" w:leftChars="0" w:hanging="425" w:firstLineChars="0"/>
-        <w:rPr>
-          <w:rFonts w:hint="default" w:ascii="宋体" w:hAnsi="宋体" w:eastAsia="宋体" w:cs="宋体"/>
-          <w:sz w:val="24"/>
-          <w:szCs w:val="24"/>
-          <w:lang w:val="en-US" w:eastAsia="zh-CN"/>
-        </w:rPr>
-      </w:pPr>
-      <w:r>
-        <w:rPr>
-          <w:rFonts w:hint="default" w:ascii="宋体" w:hAnsi="宋体" w:eastAsia="宋体" w:cs="宋体"/>
-          <w:sz w:val="24"/>
-          <w:szCs w:val="24"/>
-          <w:lang w:val="en-US" w:eastAsia="zh-CN"/>
-        </w:rPr>
-        <w:t>核对症状/脉象实例是否真实存在（tcm-zhengzhuang-abox.owl / tcm-maixiang-abox.owl）→ 发现 9 处测试名在 ABox 中查无此实例。</w:t>
-      </w:r>
-    </w:p>
-    <w:p>
-      <w:pPr>
-        <w:numPr>
-          <w:ilvl w:val="0"/>
-          <w:numId w:val="2"/>
-        </w:numPr>
-        <w:ind w:left="425" w:leftChars="0" w:hanging="425" w:firstLineChars="0"/>
-        <w:rPr>
-          <w:rFonts w:hint="default" w:ascii="宋体" w:hAnsi="宋体" w:eastAsia="宋体" w:cs="宋体"/>
-          <w:sz w:val="24"/>
-          <w:szCs w:val="24"/>
-          <w:lang w:val="en-US" w:eastAsia="zh-CN"/>
-        </w:rPr>
-      </w:pPr>
-      <w:r>
-        <w:rPr>
-          <w:rFonts w:hint="default" w:ascii="宋体" w:hAnsi="宋体" w:eastAsia="宋体" w:cs="宋体"/>
-          <w:sz w:val="24"/>
-          <w:szCs w:val="24"/>
-          <w:lang w:val="en-US" w:eastAsia="zh-CN"/>
-        </w:rPr>
-        <w:t>核对本体方证约束（taiyang.owl）→ 确认 10 个方证均已随 taiyang.owl 加载（tcm-all.owl:24），排除"未加载"。</w:t>
-      </w:r>
-    </w:p>
-    <w:p>
-      <w:pPr>
-        <w:numPr>
-          <w:ilvl w:val="0"/>
-          <w:numId w:val="2"/>
-        </w:numPr>
-        <w:ind w:left="425" w:leftChars="0" w:hanging="425" w:firstLineChars="0"/>
-        <w:rPr>
-          <w:rFonts w:hint="default" w:ascii="宋体" w:hAnsi="宋体" w:eastAsia="宋体" w:cs="宋体"/>
-          <w:sz w:val="24"/>
-          <w:szCs w:val="24"/>
-          <w:lang w:val="en-US" w:eastAsia="zh-CN"/>
-        </w:rPr>
-      </w:pPr>
-      <w:r>
-        <w:rPr>
-          <w:rFonts w:hint="default" w:ascii="宋体" w:hAnsi="宋体" w:eastAsia="宋体" w:cs="宋体"/>
-          <w:sz w:val="24"/>
-          <w:szCs w:val="24"/>
-          <w:lang w:val="en-US" w:eastAsia="zh-CN"/>
-        </w:rPr>
-        <w:t>核对六经归属（belongsToLiujing 注解 + 等价类中的六经类）→ 发现 6 个方证无注解、2 个等价类无六经约束。</w:t>
-      </w:r>
-    </w:p>
-    <w:p>
-      <w:pPr>
-        <w:numPr>
-          <w:ilvl w:val="0"/>
-          <w:numId w:val="2"/>
-        </w:numPr>
-        <w:ind w:left="425" w:leftChars="0" w:hanging="425" w:firstLineChars="0"/>
-        <w:rPr>
-          <w:rFonts w:hint="default" w:ascii="宋体" w:hAnsi="宋体" w:eastAsia="宋体" w:cs="宋体"/>
-          <w:sz w:val="24"/>
-          <w:szCs w:val="24"/>
-          <w:lang w:val="en-US" w:eastAsia="zh-CN"/>
-        </w:rPr>
-      </w:pPr>
-      <w:r>
-        <w:rPr>
-          <w:rFonts w:hint="default" w:ascii="宋体" w:hAnsi="宋体" w:eastAsia="宋体" w:cs="宋体"/>
-          <w:sz w:val="24"/>
-          <w:szCs w:val="24"/>
-          <w:lang w:val="en-US" w:eastAsia="zh-CN"/>
-        </w:rPr>
-        <w:t>读推理器机制（只读，不修改）→ filterFangzheng 先按六经建池，池内命中≥1 即候选；handleFangzhengClassification 在 realizedMatches 命中集内按 rankCandidatesWithScores 取 Top1，为空则兜底。</w:t>
-      </w:r>
-    </w:p>
-    <w:p>
-      <w:pPr>
-        <w:numPr>
-          <w:ilvl w:val="0"/>
-          <w:numId w:val="2"/>
-        </w:numPr>
-        <w:ind w:left="425" w:leftChars="0" w:hanging="425" w:firstLineChars="0"/>
-        <w:rPr>
-          <w:rFonts w:hint="default" w:ascii="宋体" w:hAnsi="宋体" w:eastAsia="宋体" w:cs="宋体"/>
-          <w:sz w:val="24"/>
-          <w:szCs w:val="24"/>
-          <w:lang w:val="en-US" w:eastAsia="zh-CN"/>
-        </w:rPr>
-      </w:pPr>
-      <w:r>
-        <w:rPr>
-          <w:rFonts w:hint="default" w:ascii="宋体" w:hAnsi="宋体" w:eastAsia="宋体" w:cs="宋体"/>
-          <w:sz w:val="24"/>
-          <w:szCs w:val="24"/>
-          <w:lang w:val="en-US" w:eastAsia="zh-CN"/>
-        </w:rPr>
-        <w:t>交叉验证→ 症状名不匹配 ⇒ 命中数塌陷 ⇒ 落入桂枝类兜底方证。</w:t>
+          <w:rFonts w:ascii="宋体" w:hAnsi="宋体" w:eastAsia="宋体" w:cs="宋体"/>
+          <w:sz w:val="24"/>
+          <w:szCs w:val="24"/>
+        </w:rPr>
+        <w:t xml:space="preserve">. </w:t>
+      </w:r>
+      <w:r>
+        <w:rPr>
+          <w:rFonts w:hint="default" w:ascii="宋体" w:hAnsi="宋体" w:eastAsia="宋体" w:cs="宋体"/>
+          <w:sz w:val="24"/>
+          <w:szCs w:val="24"/>
+          <w:lang w:val="en-US" w:eastAsia="zh-CN"/>
+        </w:rPr>
+        <w:t>如果症状少的话，就是像上面一样逐渐明晰主证，直到命中最后的方剂，下面开始写另外一种情况，就是输入的四诊多了的情况，如果直接命中一个，就直接给出来，并且告知命中</w:t>
+      </w:r>
+      <w:r>
+        <w:rPr>
+          <w:rFonts w:ascii="宋体" w:hAnsi="宋体" w:eastAsia="宋体" w:cs="宋体"/>
+          <w:sz w:val="24"/>
+          <w:szCs w:val="24"/>
+        </w:rPr>
+        <w:t>的主证，如果命中多个方证，就增加或然证的判断，看哪个更符合，然后从符合度从高到低排序，如果一个都没命中，就按照刚刚的办法逐渐明晰主证，直到给出合适的方证。这个符合医理吗？如果符合，就这么修改，同时跑完所有的测试用例确保没有回退问题； 2. 上面还要增加一个功能，如果是给的症状超过了主证的范畴，那就意味着要增加药或者减少药来应对多的症状，这个时候首先匹配加减药规则，如果匹配上了，就直接给出方剂和加减药，如果没有匹配上，这个时候就要去查药证本体（D:\work\Ontology\TraditionalChineseMedicineOntologyBasedonReasonerMiniBOxTBoxABox\ontology\tcm-yaozheng.owl），请按照D:\work\Ontology\TraditionalChineseMedicineOntologyBasedonReasonerMiniBOxTBoxABox\ontology\database\fangji-yaowu.sql中定义的药物完善药证本体，用以增减药 上面两个功能完成后，都检查是否符合所有的铁律，然后完成所有的测试，确保没有回归问题，授权启停各种服务和运行本应用相关的脚本</w:t>
       </w:r>
     </w:p>
     <w:sectPr>
